--- a/Clinical Medicine and Surgery I Exam 2/cms-exam-2-referral-guide.docx
+++ b/Clinical Medicine and Surgery I Exam 2/cms-exam-2-referral-guide.docx
@@ -544,7 +544,7 @@
           <w:rFonts w:ascii="Georgia" w:hAnsi="Georgia"/>
           <w:color w:val="2D3F7A"/>
         </w:rPr>
-        <w:t>1.3 · Localise by pattern</w:t>
+        <w:t>1.3 · Localize by pattern</w:t>
       </w:r>
     </w:p>
     <w:tbl>
@@ -1568,7 +1568,7 @@
                 <w:i w:val="0"/>
                 <w:sz w:val="18"/>
               </w:rPr>
-              <w:t>hospitalise</w:t>
+              <w:t>hospitalize</w:t>
             </w:r>
             <w:r>
               <w:rPr>
@@ -1718,7 +1718,7 @@
                 <w:i w:val="0"/>
                 <w:sz w:val="18"/>
               </w:rPr>
-              <w:t>Hospitalise.</w:t>
+              <w:t>Hospitalize.</w:t>
             </w:r>
             <w:r>
               <w:rPr>
@@ -1993,7 +1993,7 @@
                 <w:i w:val="0"/>
                 <w:sz w:val="18"/>
               </w:rPr>
-              <w:t>coloured halos</w:t>
+              <w:t>colored halos</w:t>
             </w:r>
             <w:r>
               <w:rPr>
@@ -3238,7 +3238,7 @@
                 <w:i w:val="0"/>
                 <w:sz w:val="18"/>
               </w:rPr>
-              <w:t>Ocular oncology, multimodal therapy, genetic counselling. An absent red reflex in a newborn is this or congenital cataract until proven otherwise.</w:t>
+              <w:t>Ocular oncology, multimodal therapy, genetic counseling. An absent red reflex in a newborn is this or congenital cataract until proven otherwise.</w:t>
             </w:r>
           </w:p>
         </w:tc>
@@ -3341,7 +3341,7 @@
                 <w:i w:val="0"/>
                 <w:sz w:val="18"/>
               </w:rPr>
-              <w:t xml:space="preserve"> · massive haemorrhagic chemosis</w:t>
+              <w:t xml:space="preserve"> · massive hemorrhagic chemosis</w:t>
             </w:r>
           </w:p>
         </w:tc>
@@ -3914,7 +3914,7 @@
                 <w:i w:val="0"/>
                 <w:sz w:val="18"/>
               </w:rPr>
-              <w:t>Periorbital haematoma</w:t>
+              <w:t>Periorbital hematoma</w:t>
             </w:r>
             <w:r>
               <w:rPr>
@@ -4221,7 +4221,7 @@
                 <w:i w:val="0"/>
                 <w:sz w:val="18"/>
               </w:rPr>
-              <w:t xml:space="preserve"> and localised</w:t>
+              <w:t xml:space="preserve"> and localized</w:t>
             </w:r>
           </w:p>
         </w:tc>
@@ -4511,7 +4511,7 @@
                 <w:i w:val="0"/>
                 <w:sz w:val="18"/>
               </w:rPr>
-              <w:t xml:space="preserve"> · clear or pink rhinorrhoea</w:t>
+              <w:t xml:space="preserve"> · clear or pink rhinorrhea</w:t>
             </w:r>
           </w:p>
         </w:tc>
@@ -7008,7 +7008,7 @@
                 <w:i w:val="0"/>
                 <w:sz w:val="18"/>
               </w:rPr>
-              <w:t>Treat it as a transient ischaemic attack of the eye: stroke workup, carotid imaging, cardiac assessment, antiplatelets.</w:t>
+              <w:t>Treat it as a transient ischemic attack of the eye: stroke workup, carotid imaging, cardiac assessment, antiplatelets.</w:t>
             </w:r>
           </w:p>
         </w:tc>
@@ -7103,7 +7103,7 @@
                 <w:i w:val="0"/>
                 <w:sz w:val="18"/>
               </w:rPr>
-              <w:t>loss of colour vision</w:t>
+              <w:t>loss of color vision</w:t>
             </w:r>
             <w:r>
               <w:rPr>
@@ -7377,7 +7377,7 @@
                 <w:i w:val="0"/>
                 <w:sz w:val="18"/>
               </w:rPr>
-              <w:t xml:space="preserve"> of the field · sectoral haemorrhage</w:t>
+              <w:t xml:space="preserve"> of the field · sectoral hemorrhage</w:t>
             </w:r>
           </w:p>
         </w:tc>
@@ -8156,7 +8156,7 @@
                 <w:i w:val="0"/>
                 <w:sz w:val="18"/>
               </w:rPr>
-              <w:t>Complete ophthalmic examination, then imaging, then labs. The aetiology must be addressed.</w:t>
+              <w:t>Complete ophthalmic examination, then imaging, then labs. The etiology must be addressed.</w:t>
             </w:r>
             <w:r>
               <w:rPr>
@@ -8328,7 +8328,7 @@
                 <w:i w:val="0"/>
                 <w:sz w:val="18"/>
               </w:rPr>
-              <w:t>Acetazolamide promptly, with a supervised weight reduction programme. Surgery only if medical therapy fails.</w:t>
+              <w:t>Acetazolamide promptly, with a supervised weight reduction program. Surgery only if medical therapy fails.</w:t>
             </w:r>
             <w:r>
               <w:rPr>
@@ -9082,7 +9082,7 @@
                 <w:i w:val="0"/>
                 <w:sz w:val="18"/>
               </w:rPr>
-              <w:t>Topical anaesthetic, then a sterile 27-gauge needle. A rust ring comes out with a burr.</w:t>
+              <w:t>Topical anesthetic, then a sterile 27-gauge needle. A rust ring comes out with a burr.</w:t>
             </w:r>
             <w:r>
               <w:rPr>
@@ -9199,7 +9199,7 @@
                 <w:i w:val="0"/>
                 <w:sz w:val="18"/>
               </w:rPr>
-              <w:t>swelling without haemorrhage</w:t>
+              <w:t>swelling without hemorrhage</w:t>
             </w:r>
           </w:p>
         </w:tc>
@@ -9309,7 +9309,7 @@
                 <w:i w:val="0"/>
                 <w:sz w:val="18"/>
               </w:rPr>
-              <w:t xml:space="preserve"> · systemic disease or a tumour behind it</w:t>
+              <w:t xml:space="preserve"> · systemic disease or a tumor behind it</w:t>
             </w:r>
           </w:p>
         </w:tc>
@@ -10851,14 +10851,14 @@
           <w:b/>
           <w:i w:val="0"/>
         </w:rPr>
-        <w:t>No take-home topical anaesthetic, and no take-home corticosteroid.</w:t>
+        <w:t>No take-home topical anesthetic, and no take-home corticosteroid.</w:t>
       </w:r>
       <w:r>
         <w:rPr>
           <w:b w:val="0"/>
           <w:i w:val="0"/>
         </w:rPr>
-        <w:t>Repeated anaesthetic is toxic to the epithelium and delays healing; steroids can worsen an infection that has not been identified yet.</w:t>
+        <w:t>Repeated anesthetic is toxic to the epithelium and delays healing; steroids can worsen an infection that has not been identified yet.</w:t>
       </w:r>
       <w:r>
         <w:br/>
@@ -10916,7 +10916,7 @@
           <w:b w:val="0"/>
           <w:i w:val="0"/>
         </w:rPr>
-        <w:t>In arteritic anterior ischaemic optic neuropathy the delay costs the second eye.</w:t>
+        <w:t>In arteritic anterior ischemic optic neuropathy the delay costs the second eye.</w:t>
       </w:r>
       <w:r>
         <w:br/>
@@ -10977,7 +10977,7 @@
           <w:b w:val="0"/>
           <w:i w:val="0"/>
         </w:rPr>
-        <w:t>. No take-home topical anaesthetic or corticosteroid. Same-day ophthalmology for microbial keratitis. Preserve the lenses and case in case a culture is requested.</w:t>
+        <w:t>. No take-home topical anesthetic or corticosteroid. Same-day ophthalmology for microbial keratitis. Preserve the lenses and case in case a culture is requested.</w:t>
       </w:r>
     </w:p>
     <w:p>
